--- a/Programacion II/Kit docente/Clase 13/Solucion Taller Clase 13 - VetCare.docx
+++ b/Programacion II/Kit docente/Clase 13/Solucion Taller Clase 13 - VetCare.docx
@@ -235,7 +235,7 @@
           <w:color w:val="2B2B2B"/>
           <w:sz w:val="22"/>
         </w:rPr>
-        <w:t>Poner catch (Exception e) antes de catch (NumberFormatException e), o catch (IOException e) antes de catch (FileNotFoundException e): NetBeans marca 'exception has already been caught' y el proyecto no compila; los catch van del mas especifico al mas general.</w:t>
+        <w:t>Poner catch (Exception e) antes de catch (NumberFormatException e), o catch (IOException e) antes de catch (FileNotFoundException e): VS Code marca 'exception has already been caught' y el proyecto no compila; los catch van del mas especifico al mas general.</w:t>
       </w:r>
     </w:p>
     <w:p>
